--- a/docs/MediRAG_Paper_Plan.docx
+++ b/docs/MediRAG_Paper_Plan.docx
@@ -644,47 +644,106 @@
         <w:pStyle w:val="Heading2"/>
       </w:pPr>
       <w:r>
-        <w:t>1.2 Two things your own documentation gets wrong</w:t>
+        <w:t>1.2 Your corpus is eight times bigger than your documentation says</w:t>
       </w:r>
     </w:p>
     <w:p>
       <w:pPr>
         <w:spacing w:after="120"/>
       </w:pPr>
+      <w:r>
+        <w:rPr>
+          <w:b w:val="0"/>
+          <w:i w:val="0"/>
+        </w:rPr>
+        <w:t xml:space="preserve">Both docs/DOCUMED.md and your corpus audit record 131 documents. The live database holds </w:t>
+      </w:r>
       <w:r>
         <w:rPr>
           <w:b/>
           <w:i w:val="0"/>
-          <w:color w:val="1B6B3A"/>
         </w:rPr>
-        <w:t xml:space="preserve">Your corpus is eight times bigger than you think. </w:t>
+        <w:t>1,009 documents and 3,816 chunks.</w:t>
       </w:r>
       <w:r>
         <w:rPr>
           <w:b w:val="0"/>
           <w:i w:val="0"/>
         </w:rPr>
-        <w:t>Both docs/DOCUMED.md and your corpus audit say 131 documents. The live database has 1,009 documents and 3,816 chunks.</w:t>
+        <w:t xml:space="preserve"> The ingestion that produced them was never written back into the documentation.</w:t>
       </w:r>
     </w:p>
     <w:p>
       <w:pPr>
-        <w:spacing w:after="120"/>
+        <w:spacing w:after="40"/>
+        <w:ind w:left="173"/>
+        <w:shd w:val="clear" w:fill="FDECEC"/>
       </w:pPr>
       <w:r>
         <w:rPr>
           <w:b/>
-          <w:i w:val="0"/>
-          <w:color w:val="1B6B3A"/>
+          <w:sz w:val="21"/>
         </w:rPr>
-        <w:t xml:space="preserve">That fixed a problem you had written off. </w:t>
+        <w:t>A correction to an earlier draft of this plan</w:t>
       </w:r>
+    </w:p>
+    <w:p>
+      <w:pPr>
+        <w:spacing w:after="200"/>
+        <w:ind w:left="173"/>
+        <w:shd w:val="clear" w:fill="FDECEC"/>
+      </w:pPr>
+      <w:r>
+        <w:rPr>
+          <w:sz w:val="20"/>
+        </w:rPr>
+        <w:t>An earlier version of this document said that corpus growth had fixed your retrieval-gradability problem, quoting a jump from 21.4% to about 51%. That was wrong. It compared the CURRENT gold files against the CURRENT corpus and set the result beside an April figure computed on a DIFFERENT gold set. The numbers were never comparable.</w:t>
+        <w:br/>
+        <w:br/>
+        <w:t>Measured properly, on the same 518 April gold strings:</w:t>
+        <w:br/>
+        <w:t xml:space="preserve">    against the April corpus (131 docs)  -&gt;  111/518 = 21.4%</w:t>
+        <w:br/>
+        <w:t xml:space="preserve">    against today's corpus (1,009 docs)  -&gt;  115/518 = 22.2%</w:t>
+        <w:br/>
+        <w:br/>
+        <w:t>Growing the corpus 7.7x bought +0.8 percentage points. Essentially nothing.</w:t>
+      </w:r>
+    </w:p>
+    <w:p>
+      <w:pPr>
+        <w:spacing w:after="160"/>
+      </w:pPr>
       <w:r>
         <w:rPr>
           <w:b w:val="0"/>
           <w:i w:val="0"/>
         </w:rPr>
-        <w:t>You had concluded that 78.6% of your gold rows could never be scored for retrieval recall, because no corpus document was close enough to grade against. Re-running that audit against the live corpus:</w:t>
+        <w:t>The reason is the corpus composition problem in §1.3 (F8): the 878 new documents are almost all MedlinePlus patient-education pages, while your gold rows cite specific sources — WHO IMAI, mhGAP, IMCI, named NHS topics, MoHP standard treatment protocols. Adding more of the wrong kind of document does not make the right ones appear.</w:t>
+      </w:r>
+    </w:p>
+    <w:p>
+      <w:pPr>
+        <w:spacing w:after="80"/>
+      </w:pPr>
+      <w:r>
+        <w:rPr>
+          <w:b/>
+          <w:i w:val="0"/>
+        </w:rPr>
+        <w:t>Where the apparent improvement actually came from</w:t>
+      </w:r>
+    </w:p>
+    <w:p>
+      <w:pPr>
+        <w:spacing w:after="80"/>
+      </w:pPr>
+      <w:r>
+        <w:rPr>
+          <w:b w:val="0"/>
+          <w:i w:val="0"/>
+        </w:rPr>
+        <w:t>Your gold files were rewritten on 21 April 2026 by eval/scripts/apply_gold_rewrite_2026_04_21.py. Across 198 rows and 604 source entries:</w:t>
       </w:r>
     </w:p>
     <w:tbl>
@@ -702,7 +761,7 @@
       <w:tr>
         <w:tc>
           <w:tcPr>
-            <w:tcW w:type="dxa" w:w="3456"/>
+            <w:tcW w:type="dxa" w:w="4896"/>
           </w:tcPr>
           <w:p>
             <w:r/>
@@ -711,13 +770,13 @@
                 <w:b/>
                 <w:sz w:val="19"/>
               </w:rPr>
-              <w:t>Stage</w:t>
+              <w:t>Transform</w:t>
             </w:r>
           </w:p>
         </w:tc>
         <w:tc>
           <w:tcPr>
-            <w:tcW w:type="dxa" w:w="3168"/>
+            <w:tcW w:type="dxa" w:w="2304"/>
           </w:tcPr>
           <w:p>
             <w:r/>
@@ -726,13 +785,13 @@
                 <w:b/>
                 <w:sz w:val="19"/>
               </w:rPr>
-              <w:t>Gradable now</w:t>
+              <w:t>Entries</w:t>
             </w:r>
           </w:p>
         </w:tc>
         <w:tc>
           <w:tcPr>
-            <w:tcW w:type="dxa" w:w="3168"/>
+            <w:tcW w:type="dxa" w:w="2304"/>
           </w:tcPr>
           <w:p>
             <w:r/>
@@ -741,7 +800,7 @@
                 <w:b/>
                 <w:sz w:val="19"/>
               </w:rPr>
-              <w:t>Was</w:t>
+              <w:t>Share</w:t>
             </w:r>
           </w:p>
         </w:tc>
@@ -749,7 +808,54 @@
       <w:tr>
         <w:tc>
           <w:tcPr>
-            <w:tcW w:type="dxa" w:w="3456"/>
+            <w:tcW w:type="dxa" w:w="4896"/>
+          </w:tcPr>
+          <w:p>
+            <w:r/>
+            <w:r>
+              <w:rPr>
+                <w:b/>
+                <w:sz w:val="19"/>
+              </w:rPr>
+              <w:t>D — dropped as an invalid label</w:t>
+            </w:r>
+          </w:p>
+        </w:tc>
+        <w:tc>
+          <w:tcPr>
+            <w:tcW w:type="dxa" w:w="2304"/>
+          </w:tcPr>
+          <w:p>
+            <w:r/>
+            <w:r>
+              <w:rPr>
+                <w:b/>
+                <w:sz w:val="19"/>
+              </w:rPr>
+              <w:t>365</w:t>
+            </w:r>
+          </w:p>
+        </w:tc>
+        <w:tc>
+          <w:tcPr>
+            <w:tcW w:type="dxa" w:w="2304"/>
+          </w:tcPr>
+          <w:p>
+            <w:r/>
+            <w:r>
+              <w:rPr>
+                <w:b/>
+                <w:sz w:val="19"/>
+              </w:rPr>
+              <w:t>60%</w:t>
+            </w:r>
+          </w:p>
+        </w:tc>
+      </w:tr>
+      <w:tr>
+        <w:tc>
+          <w:tcPr>
+            <w:tcW w:type="dxa" w:w="4896"/>
           </w:tcPr>
           <w:p>
             <w:r/>
@@ -758,13 +864,13 @@
                 <w:b w:val="0"/>
                 <w:sz w:val="19"/>
               </w:rPr>
-              <w:t>navigation</w:t>
+              <w:t>K — kept unchanged</w:t>
             </w:r>
           </w:p>
         </w:tc>
         <w:tc>
           <w:tcPr>
-            <w:tcW w:type="dxa" w:w="3168"/>
+            <w:tcW w:type="dxa" w:w="2304"/>
           </w:tcPr>
           <w:p>
             <w:r/>
@@ -773,13 +879,13 @@
                 <w:b w:val="0"/>
                 <w:sz w:val="19"/>
               </w:rPr>
-              <w:t>53.3%</w:t>
+              <w:t>121</w:t>
             </w:r>
           </w:p>
         </w:tc>
         <w:tc>
           <w:tcPr>
-            <w:tcW w:type="dxa" w:w="3168"/>
+            <w:tcW w:type="dxa" w:w="2304"/>
           </w:tcPr>
           <w:p>
             <w:r/>
@@ -788,7 +894,7 @@
                 <w:b w:val="0"/>
                 <w:sz w:val="19"/>
               </w:rPr>
-              <w:t>19.0%</w:t>
+              <w:t>20%</w:t>
             </w:r>
           </w:p>
         </w:tc>
@@ -796,7 +902,7 @@
       <w:tr>
         <w:tc>
           <w:tcPr>
-            <w:tcW w:type="dxa" w:w="3456"/>
+            <w:tcW w:type="dxa" w:w="4896"/>
           </w:tcPr>
           <w:p>
             <w:r/>
@@ -805,13 +911,13 @@
                 <w:b w:val="0"/>
                 <w:sz w:val="19"/>
               </w:rPr>
-              <w:t>condition</w:t>
+              <w:t>I — queued as an ingest candidate</w:t>
             </w:r>
           </w:p>
         </w:tc>
         <w:tc>
           <w:tcPr>
-            <w:tcW w:type="dxa" w:w="3168"/>
+            <w:tcW w:type="dxa" w:w="2304"/>
           </w:tcPr>
           <w:p>
             <w:r/>
@@ -820,13 +926,13 @@
                 <w:b w:val="0"/>
                 <w:sz w:val="19"/>
               </w:rPr>
-              <w:t>53.3%</w:t>
+              <w:t>88</w:t>
             </w:r>
           </w:p>
         </w:tc>
         <w:tc>
           <w:tcPr>
-            <w:tcW w:type="dxa" w:w="3168"/>
+            <w:tcW w:type="dxa" w:w="2304"/>
           </w:tcPr>
           <w:p>
             <w:r/>
@@ -835,7 +941,7 @@
                 <w:b w:val="0"/>
                 <w:sz w:val="19"/>
               </w:rPr>
-              <w:t>24.7%</w:t>
+              <w:t>15%</w:t>
             </w:r>
           </w:p>
         </w:tc>
@@ -843,195 +949,7 @@
       <w:tr>
         <w:tc>
           <w:tcPr>
-            <w:tcW w:type="dxa" w:w="3456"/>
-          </w:tcPr>
-          <w:p>
-            <w:r/>
-            <w:r>
-              <w:rPr>
-                <w:b w:val="0"/>
-                <w:sz w:val="19"/>
-              </w:rPr>
-              <w:t>visit_prep</w:t>
-            </w:r>
-          </w:p>
-        </w:tc>
-        <w:tc>
-          <w:tcPr>
-            <w:tcW w:type="dxa" w:w="3168"/>
-          </w:tcPr>
-          <w:p>
-            <w:r/>
-            <w:r>
-              <w:rPr>
-                <w:b w:val="0"/>
-                <w:sz w:val="19"/>
-              </w:rPr>
-              <w:t>53.3%</w:t>
-            </w:r>
-          </w:p>
-        </w:tc>
-        <w:tc>
-          <w:tcPr>
-            <w:tcW w:type="dxa" w:w="3168"/>
-          </w:tcPr>
-          <w:p>
-            <w:r/>
-            <w:r>
-              <w:rPr>
-                <w:b w:val="0"/>
-                <w:sz w:val="19"/>
-              </w:rPr>
-              <w:t>16.7%</w:t>
-            </w:r>
-          </w:p>
-        </w:tc>
-      </w:tr>
-      <w:tr>
-        <w:tc>
-          <w:tcPr>
-            <w:tcW w:type="dxa" w:w="3456"/>
-          </w:tcPr>
-          <w:p>
-            <w:r/>
-            <w:r>
-              <w:rPr>
-                <w:b w:val="0"/>
-                <w:sz w:val="19"/>
-              </w:rPr>
-              <w:t>results</w:t>
-            </w:r>
-          </w:p>
-        </w:tc>
-        <w:tc>
-          <w:tcPr>
-            <w:tcW w:type="dxa" w:w="3168"/>
-          </w:tcPr>
-          <w:p>
-            <w:r/>
-            <w:r>
-              <w:rPr>
-                <w:b w:val="0"/>
-                <w:sz w:val="19"/>
-              </w:rPr>
-              <w:t>63.6%</w:t>
-            </w:r>
-          </w:p>
-        </w:tc>
-        <w:tc>
-          <w:tcPr>
-            <w:tcW w:type="dxa" w:w="3168"/>
-          </w:tcPr>
-          <w:p>
-            <w:r/>
-            <w:r>
-              <w:rPr>
-                <w:b w:val="0"/>
-                <w:sz w:val="19"/>
-              </w:rPr>
-              <w:t>31.9%</w:t>
-            </w:r>
-          </w:p>
-        </w:tc>
-      </w:tr>
-      <w:tr>
-        <w:tc>
-          <w:tcPr>
-            <w:tcW w:type="dxa" w:w="3456"/>
-          </w:tcPr>
-          <w:p>
-            <w:r/>
-            <w:r>
-              <w:rPr>
-                <w:b w:val="0"/>
-                <w:sz w:val="19"/>
-              </w:rPr>
-              <w:t>intake</w:t>
-            </w:r>
-          </w:p>
-        </w:tc>
-        <w:tc>
-          <w:tcPr>
-            <w:tcW w:type="dxa" w:w="3168"/>
-          </w:tcPr>
-          <w:p>
-            <w:r/>
-            <w:r>
-              <w:rPr>
-                <w:b w:val="0"/>
-                <w:sz w:val="19"/>
-              </w:rPr>
-              <w:t>50.0%</w:t>
-            </w:r>
-          </w:p>
-        </w:tc>
-        <w:tc>
-          <w:tcPr>
-            <w:tcW w:type="dxa" w:w="3168"/>
-          </w:tcPr>
-          <w:p>
-            <w:r/>
-            <w:r>
-              <w:rPr>
-                <w:b w:val="0"/>
-                <w:sz w:val="19"/>
-              </w:rPr>
-              <w:t>12.3%</w:t>
-            </w:r>
-          </w:p>
-        </w:tc>
-      </w:tr>
-      <w:tr>
-        <w:tc>
-          <w:tcPr>
-            <w:tcW w:type="dxa" w:w="3456"/>
-          </w:tcPr>
-          <w:p>
-            <w:r/>
-            <w:r>
-              <w:rPr>
-                <w:b w:val="0"/>
-                <w:sz w:val="19"/>
-              </w:rPr>
-              <w:t>navigation_stage2</w:t>
-            </w:r>
-          </w:p>
-        </w:tc>
-        <w:tc>
-          <w:tcPr>
-            <w:tcW w:type="dxa" w:w="3168"/>
-          </w:tcPr>
-          <w:p>
-            <w:r/>
-            <w:r>
-              <w:rPr>
-                <w:b w:val="0"/>
-                <w:sz w:val="19"/>
-              </w:rPr>
-              <w:t>41.7%</w:t>
-            </w:r>
-          </w:p>
-        </w:tc>
-        <w:tc>
-          <w:tcPr>
-            <w:tcW w:type="dxa" w:w="3168"/>
-          </w:tcPr>
-          <w:p>
-            <w:r/>
-            <w:r>
-              <w:rPr>
-                <w:b w:val="0"/>
-                <w:sz w:val="19"/>
-              </w:rPr>
-              <w:t>33.3%</w:t>
-            </w:r>
-          </w:p>
-        </w:tc>
-      </w:tr>
-      <w:tr>
-        <w:tc>
-          <w:tcPr>
-            <w:tcW w:type="dxa" w:w="3456"/>
+            <w:tcW w:type="dxa" w:w="4896"/>
           </w:tcPr>
           <w:p>
             <w:r/>
@@ -1040,13 +958,13 @@
                 <w:b/>
                 <w:sz w:val="19"/>
               </w:rPr>
-              <w:t>TOTAL</w:t>
+              <w:t>S — substituted with a corpus-aligned title</w:t>
             </w:r>
           </w:p>
         </w:tc>
         <w:tc>
           <w:tcPr>
-            <w:tcW w:type="dxa" w:w="3168"/>
+            <w:tcW w:type="dxa" w:w="2304"/>
           </w:tcPr>
           <w:p>
             <w:r/>
@@ -1055,13 +973,13 @@
                 <w:b/>
                 <w:sz w:val="19"/>
               </w:rPr>
-              <w:t>51.2%</w:t>
+              <w:t>30</w:t>
             </w:r>
           </w:p>
         </w:tc>
         <w:tc>
           <w:tcPr>
-            <w:tcW w:type="dxa" w:w="3168"/>
+            <w:tcW w:type="dxa" w:w="2304"/>
           </w:tcPr>
           <w:p>
             <w:r/>
@@ -1070,7 +988,7 @@
                 <w:b/>
                 <w:sz w:val="19"/>
               </w:rPr>
-              <w:t>21.4%</w:t>
+              <w:t>5%</w:t>
             </w:r>
           </w:p>
         </w:tc>
@@ -1083,15 +1001,56 @@
     </w:p>
     <w:p>
       <w:pPr>
-        <w:spacing w:after="200"/>
+        <w:spacing w:after="120"/>
       </w:pPr>
       <w:r>
         <w:rPr>
           <w:b w:val="0"/>
-          <w:i/>
-          <w:sz w:val="19"/>
+          <w:i w:val="0"/>
         </w:rPr>
-        <w:t>Retrieval recall goes back on the table as a reportable metric instead of being abandoned. (This replicates the original method but not its exact denominator, so re-run your own audit script for the citable figure — the direction is not in doubt.)</w:t>
+        <w:t>Dropping 60% of the entries — disproportionately the ones nothing in the corpus could match — raises the remaining percentage by definition. That is survivorship, not improvement. A further 57 of 228 gold rows (25%) had every source dropped and are now excluded from retrieval scoring entirely.</w:t>
+      </w:r>
+    </w:p>
+    <w:p>
+      <w:pPr>
+        <w:spacing w:after="160"/>
+      </w:pPr>
+      <w:r>
+        <w:rPr>
+          <w:b w:val="0"/>
+          <w:i w:val="0"/>
+        </w:rPr>
+        <w:t>Was the rewrite wrong? Mostly no — and this matters for how you defend it. Many drops are plainly correct; the script's own note on one row reads "SOCRATES is a template tag, not a retrieval source", which is a genuinely bad label. The problem is not the cleanup. The problem is comparing a number computed after it with one computed before it and calling the difference progress.</w:t>
+      </w:r>
+    </w:p>
+    <w:p>
+      <w:pPr>
+        <w:spacing w:after="40"/>
+        <w:ind w:left="173"/>
+        <w:shd w:val="clear" w:fill="FFF4E5"/>
+      </w:pPr>
+      <w:r>
+        <w:rPr>
+          <w:b/>
+          <w:sz w:val="21"/>
+        </w:rPr>
+        <w:t>What this means for the paper</w:t>
+      </w:r>
+    </w:p>
+    <w:p>
+      <w:pPr>
+        <w:spacing w:after="200"/>
+        <w:ind w:left="173"/>
+        <w:shd w:val="clear" w:fill="FFF4E5"/>
+      </w:pPr>
+      <w:r>
+        <w:rPr>
+          <w:sz w:val="20"/>
+        </w:rPr>
+        <w:t>Keep retrieval recall OFF the headline. Your original decision — faithfulness carries correctness, retrieval recall is a caveated coverage bound — was right.</w:t>
+        <w:br/>
+        <w:br/>
+        <w:t>If you report retrieval recall at all, disclose three things: the gold was rewritten after the fact, 60% of source entries were dropped, and 25% of rows cannot be scored. A reviewer who finds apply_gold_rewrite_2026_04_21.py in your repository without those disclosures in the paper will distrust the entire evaluation. The 5% substitution rate is separately worth naming as a mild circularity: those labels were changed to match what the corpus contains.</w:t>
       </w:r>
     </w:p>
     <w:p>
